--- a/docs/weekly-reports/Week1_Progress.docx
+++ b/docs/weekly-reports/Week1_Progress.docx
@@ -1,6 +1,6 @@
 
 <file path=word/document.xml><?xml version="1.0" encoding="utf-8"?>
-<w:document xmlns:wpc="http://schemas.microsoft.com/office/word/2010/wordprocessingCanvas" xmlns:mc="http://schemas.openxmlformats.org/markup-compatibility/2006" xmlns:o="urn:schemas-microsoft-com:office:office" xmlns:r="http://schemas.openxmlformats.org/officeDocument/2006/relationships" xmlns:m="http://schemas.openxmlformats.org/officeDocument/2006/math" xmlns:v="urn:schemas-microsoft-com:vml" xmlns:wp14="http://schemas.microsoft.com/office/word/2010/wordprocessingDrawing" xmlns:wp="http://schemas.openxmlformats.org/drawingml/2006/wordprocessingDrawing" xmlns:w10="urn:schemas-microsoft-com:office:word" xmlns:w="http://schemas.openxmlformats.org/wordprocessingml/2006/main" xmlns:w14="http://schemas.microsoft.com/office/word/2010/wordml" xmlns:w15="http://schemas.microsoft.com/office/word/2012/wordml" xmlns:wpg="http://schemas.microsoft.com/office/word/2010/wordprocessingGroup" xmlns:wpi="http://schemas.microsoft.com/office/word/2010/wordprocessingInk" xmlns:wne="http://schemas.microsoft.com/office/word/2006/wordml" xmlns:wps="http://schemas.microsoft.com/office/word/2010/wordprocessingShape" mc:Ignorable="w14 w15 wp14">
+<w:document xmlns:wpc="http://schemas.microsoft.com/office/word/2010/wordprocessingCanvas" xmlns:cx="http://schemas.microsoft.com/office/drawing/2014/chartex" xmlns:cx1="http://schemas.microsoft.com/office/drawing/2015/9/8/chartex" xmlns:cx2="http://schemas.microsoft.com/office/drawing/2015/10/21/chartex" xmlns:cx3="http://schemas.microsoft.com/office/drawing/2016/5/9/chartex" xmlns:cx4="http://schemas.microsoft.com/office/drawing/2016/5/10/chartex" xmlns:cx5="http://schemas.microsoft.com/office/drawing/2016/5/11/chartex" xmlns:cx6="http://schemas.microsoft.com/office/drawing/2016/5/12/chartex" xmlns:cx7="http://schemas.microsoft.com/office/drawing/2016/5/13/chartex" xmlns:cx8="http://schemas.microsoft.com/office/drawing/2016/5/14/chartex" xmlns:mc="http://schemas.openxmlformats.org/markup-compatibility/2006" xmlns:aink="http://schemas.microsoft.com/office/drawing/2016/ink" xmlns:am3d="http://schemas.microsoft.com/office/drawing/2017/model3d" xmlns:o="urn:schemas-microsoft-com:office:office" xmlns:oel="http://schemas.microsoft.com/office/2019/extlst" xmlns:r="http://schemas.openxmlformats.org/officeDocument/2006/relationships" xmlns:m="http://schemas.openxmlformats.org/officeDocument/2006/math" xmlns:v="urn:schemas-microsoft-com:vml" xmlns:wp14="http://schemas.microsoft.com/office/word/2010/wordprocessingDrawing" xmlns:wp="http://schemas.openxmlformats.org/drawingml/2006/wordprocessingDrawing" xmlns:w10="urn:schemas-microsoft-com:office:word" xmlns:w="http://schemas.openxmlformats.org/wordprocessingml/2006/main" xmlns:w14="http://schemas.microsoft.com/office/word/2010/wordml" xmlns:w15="http://schemas.microsoft.com/office/word/2012/wordml" xmlns:w16cex="http://schemas.microsoft.com/office/word/2018/wordml/cex" xmlns:w16cid="http://schemas.microsoft.com/office/word/2016/wordml/cid" xmlns:w16="http://schemas.microsoft.com/office/word/2018/wordml" xmlns:w16du="http://schemas.microsoft.com/office/word/2023/wordml/word16du" xmlns:w16sdtdh="http://schemas.microsoft.com/office/word/2020/wordml/sdtdatahash" xmlns:w16se="http://schemas.microsoft.com/office/word/2015/wordml/symex" xmlns:wpg="http://schemas.microsoft.com/office/word/2010/wordprocessingGroup" xmlns:wpi="http://schemas.microsoft.com/office/word/2010/wordprocessingInk" xmlns:wne="http://schemas.microsoft.com/office/word/2006/wordml" xmlns:wps="http://schemas.microsoft.com/office/word/2010/wordprocessingShape" mc:Ignorable="w14 w15 w16se w16cid w16 w16cex w16sdtdh w16du wp14">
   <w:body>
     <w:p>
       <w:pPr>
@@ -237,9 +237,12 @@
         <w:spacing w:after="90"/>
       </w:pPr>
       <w:r>
-        <w:t>Decided early that test execution, sandboxing, and tool permissions will be handled entirely by deterministic code, with the model restricted to reasoning tasks (interpreting requirements, proposing tests, analysing failures). This was driven by the course's own boundary rule and by the QA domain itself</w:t>
+        <w:t xml:space="preserve">Decided early that test execution, sandboxing, and tool permissions will be handled entirely by deterministic code, with the model restricted to reasoning tasks (interpreting requirements, proposing tests, analysing failures). This was driven by the course's own boundary rule and by the QA domain </w:t>
       </w:r>
       <w:proofErr w:type="gramStart"/>
+      <w:r>
+        <w:t>itself</w:t>
+      </w:r>
       <w:r>
         <w:t xml:space="preserve">, </w:t>
       </w:r>
@@ -336,13 +339,8 @@
         </w:numPr>
         <w:spacing w:after="90"/>
       </w:pPr>
-      <w:proofErr w:type="spellStart"/>
-      <w:r>
-        <w:t>ClickUp</w:t>
-      </w:r>
-      <w:proofErr w:type="spellEnd"/>
-      <w:r>
-        <w:t xml:space="preserve"> board:</w:t>
+      <w:r>
+        <w:t>ClickUp board:</w:t>
       </w:r>
       <w:r>
         <w:t xml:space="preserve"> </w:t>
@@ -394,8 +392,6 @@
         </w:rPr>
         <w:t>r</w:t>
       </w:r>
-      <w:bookmarkStart w:id="0" w:name="_GoBack"/>
-      <w:bookmarkEnd w:id="0"/>
       <w:r>
         <w:rPr>
           <w:color w:val="000000" w:themeColor="text1"/>
@@ -426,23 +422,21 @@
         </w:rPr>
         <w:t xml:space="preserve">Joyce user stories, acceptance criteria and </w:t>
       </w:r>
-      <w:proofErr w:type="spellStart"/>
       <w:r>
         <w:rPr>
           <w:color w:val="000000" w:themeColor="text1"/>
           <w:sz w:val="20"/>
           <w:szCs w:val="20"/>
         </w:rPr>
-        <w:t>quickup</w:t>
-      </w:r>
-      <w:proofErr w:type="spellEnd"/>
+        <w:t>ClickU</w:t>
+      </w:r>
       <w:r>
         <w:rPr>
           <w:color w:val="000000" w:themeColor="text1"/>
           <w:sz w:val="20"/>
           <w:szCs w:val="20"/>
         </w:rPr>
-        <w:t xml:space="preserve"> task setup</w:t>
+        <w:t>p task setup</w:t>
       </w:r>
     </w:p>
     <w:p>
@@ -480,23 +474,13 @@
           <w:szCs w:val="20"/>
         </w:rPr>
       </w:pPr>
-      <w:proofErr w:type="spellStart"/>
       <w:r>
         <w:rPr>
           <w:color w:val="000000" w:themeColor="text1"/>
           <w:sz w:val="20"/>
           <w:szCs w:val="20"/>
         </w:rPr>
-        <w:t>Macqline</w:t>
-      </w:r>
-      <w:proofErr w:type="spellEnd"/>
-      <w:r>
-        <w:rPr>
-          <w:color w:val="000000" w:themeColor="text1"/>
-          <w:sz w:val="20"/>
-          <w:szCs w:val="20"/>
-        </w:rPr>
-        <w:t xml:space="preserve"> - Ai boundary matrix</w:t>
+        <w:t>Macqline - Ai boundary matrix</w:t>
       </w:r>
     </w:p>
     <w:p>
@@ -580,15 +564,7 @@
         <w:spacing w:after="90"/>
       </w:pPr>
       <w:r>
-        <w:t xml:space="preserve">Write Prompt Specification v1.0 (role, task, context, constraints, output format, </w:t>
-      </w:r>
-      <w:proofErr w:type="gramStart"/>
-      <w:r>
-        <w:t>failure</w:t>
-      </w:r>
-      <w:proofErr w:type="gramEnd"/>
-      <w:r>
-        <w:t xml:space="preserve"> behaviour).</w:t>
+        <w:t>Write Prompt Specification v1.0 (role, task, context, constraints, output format, failure behaviour).</w:t>
       </w:r>
     </w:p>
     <w:p>
@@ -628,7 +604,7 @@
 </file>
 
 <file path=word/numbering.xml><?xml version="1.0" encoding="utf-8"?>
-<w:numbering xmlns:wpc="http://schemas.microsoft.com/office/word/2010/wordprocessingCanvas" xmlns:mc="http://schemas.openxmlformats.org/markup-compatibility/2006" xmlns:o="urn:schemas-microsoft-com:office:office" xmlns:r="http://schemas.openxmlformats.org/officeDocument/2006/relationships" xmlns:m="http://schemas.openxmlformats.org/officeDocument/2006/math" xmlns:v="urn:schemas-microsoft-com:vml" xmlns:wp14="http://schemas.microsoft.com/office/word/2010/wordprocessingDrawing" xmlns:wp="http://schemas.openxmlformats.org/drawingml/2006/wordprocessingDrawing" xmlns:w10="urn:schemas-microsoft-com:office:word" xmlns:w="http://schemas.openxmlformats.org/wordprocessingml/2006/main" xmlns:w14="http://schemas.microsoft.com/office/word/2010/wordml" xmlns:w15="http://schemas.microsoft.com/office/word/2012/wordml" xmlns:wpg="http://schemas.microsoft.com/office/word/2010/wordprocessingGroup" xmlns:wpi="http://schemas.microsoft.com/office/word/2010/wordprocessingInk" xmlns:wne="http://schemas.microsoft.com/office/word/2006/wordml" xmlns:wps="http://schemas.microsoft.com/office/word/2010/wordprocessingShape" mc:Ignorable="w14 w15 wp14">
+<w:numbering xmlns:wpc="http://schemas.microsoft.com/office/word/2010/wordprocessingCanvas" xmlns:cx="http://schemas.microsoft.com/office/drawing/2014/chartex" xmlns:cx1="http://schemas.microsoft.com/office/drawing/2015/9/8/chartex" xmlns:cx2="http://schemas.microsoft.com/office/drawing/2015/10/21/chartex" xmlns:cx3="http://schemas.microsoft.com/office/drawing/2016/5/9/chartex" xmlns:cx4="http://schemas.microsoft.com/office/drawing/2016/5/10/chartex" xmlns:cx5="http://schemas.microsoft.com/office/drawing/2016/5/11/chartex" xmlns:cx6="http://schemas.microsoft.com/office/drawing/2016/5/12/chartex" xmlns:cx7="http://schemas.microsoft.com/office/drawing/2016/5/13/chartex" xmlns:cx8="http://schemas.microsoft.com/office/drawing/2016/5/14/chartex" xmlns:mc="http://schemas.openxmlformats.org/markup-compatibility/2006" xmlns:aink="http://schemas.microsoft.com/office/drawing/2016/ink" xmlns:am3d="http://schemas.microsoft.com/office/drawing/2017/model3d" xmlns:o="urn:schemas-microsoft-com:office:office" xmlns:oel="http://schemas.microsoft.com/office/2019/extlst" xmlns:r="http://schemas.openxmlformats.org/officeDocument/2006/relationships" xmlns:m="http://schemas.openxmlformats.org/officeDocument/2006/math" xmlns:v="urn:schemas-microsoft-com:vml" xmlns:wp14="http://schemas.microsoft.com/office/word/2010/wordprocessingDrawing" xmlns:wp="http://schemas.openxmlformats.org/drawingml/2006/wordprocessingDrawing" xmlns:w10="urn:schemas-microsoft-com:office:word" xmlns:w="http://schemas.openxmlformats.org/wordprocessingml/2006/main" xmlns:w14="http://schemas.microsoft.com/office/word/2010/wordml" xmlns:w15="http://schemas.microsoft.com/office/word/2012/wordml" xmlns:w16cex="http://schemas.microsoft.com/office/word/2018/wordml/cex" xmlns:w16cid="http://schemas.microsoft.com/office/word/2016/wordml/cid" xmlns:w16="http://schemas.microsoft.com/office/word/2018/wordml" xmlns:w16du="http://schemas.microsoft.com/office/word/2023/wordml/word16du" xmlns:w16sdtdh="http://schemas.microsoft.com/office/word/2020/wordml/sdtdatahash" xmlns:w16se="http://schemas.microsoft.com/office/word/2015/wordml/symex" xmlns:wpg="http://schemas.microsoft.com/office/word/2010/wordprocessingGroup" xmlns:wpi="http://schemas.microsoft.com/office/word/2010/wordprocessingInk" xmlns:wne="http://schemas.microsoft.com/office/word/2006/wordml" xmlns:wps="http://schemas.microsoft.com/office/word/2010/wordprocessingShape" mc:Ignorable="w14 w15 w16se w16cid w16 w16cex w16sdtdh w16du wp14">
   <w:abstractNum w:abstractNumId="0" w15:restartNumberingAfterBreak="0">
     <w:nsid w:val="131008D4"/>
     <w:multiLevelType w:val="hybridMultilevel"/>
@@ -1708,47 +1684,47 @@
       </w:pPr>
     </w:lvl>
   </w:abstractNum>
-  <w:num w:numId="1">
+  <w:num w:numId="1" w16cid:durableId="1602757616">
     <w:abstractNumId w:val="0"/>
     <w:lvlOverride w:ilvl="0">
       <w:startOverride w:val="1"/>
     </w:lvlOverride>
   </w:num>
-  <w:num w:numId="2">
+  <w:num w:numId="2" w16cid:durableId="441191811">
     <w:abstractNumId w:val="5"/>
   </w:num>
-  <w:num w:numId="3">
+  <w:num w:numId="3" w16cid:durableId="1850868766">
     <w:abstractNumId w:val="3"/>
   </w:num>
-  <w:num w:numId="4">
+  <w:num w:numId="4" w16cid:durableId="107629226">
     <w:abstractNumId w:val="4"/>
   </w:num>
-  <w:num w:numId="5">
+  <w:num w:numId="5" w16cid:durableId="196084964">
     <w:abstractNumId w:val="0"/>
   </w:num>
-  <w:num w:numId="6">
+  <w:num w:numId="6" w16cid:durableId="1956716471">
     <w:abstractNumId w:val="9"/>
   </w:num>
-  <w:num w:numId="7">
+  <w:num w:numId="7" w16cid:durableId="429007230">
     <w:abstractNumId w:val="1"/>
   </w:num>
-  <w:num w:numId="8">
+  <w:num w:numId="8" w16cid:durableId="1462963708">
     <w:abstractNumId w:val="8"/>
   </w:num>
-  <w:num w:numId="9">
+  <w:num w:numId="9" w16cid:durableId="239102271">
     <w:abstractNumId w:val="2"/>
   </w:num>
-  <w:num w:numId="10">
+  <w:num w:numId="10" w16cid:durableId="1457673053">
     <w:abstractNumId w:val="6"/>
   </w:num>
-  <w:num w:numId="11">
+  <w:num w:numId="11" w16cid:durableId="898633208">
     <w:abstractNumId w:val="7"/>
   </w:num>
 </w:numbering>
 </file>
 
 <file path=word/styles.xml><?xml version="1.0" encoding="utf-8"?>
-<w:styles xmlns:mc="http://schemas.openxmlformats.org/markup-compatibility/2006" xmlns:r="http://schemas.openxmlformats.org/officeDocument/2006/relationships" xmlns:w="http://schemas.openxmlformats.org/wordprocessingml/2006/main" xmlns:w14="http://schemas.microsoft.com/office/word/2010/wordml" xmlns:w15="http://schemas.microsoft.com/office/word/2012/wordml" mc:Ignorable="w14 w15">
+<w:styles xmlns:mc="http://schemas.openxmlformats.org/markup-compatibility/2006" xmlns:r="http://schemas.openxmlformats.org/officeDocument/2006/relationships" xmlns:w="http://schemas.openxmlformats.org/wordprocessingml/2006/main" xmlns:w14="http://schemas.microsoft.com/office/word/2010/wordml" xmlns:w15="http://schemas.microsoft.com/office/word/2012/wordml" xmlns:w16cex="http://schemas.microsoft.com/office/word/2018/wordml/cex" xmlns:w16cid="http://schemas.microsoft.com/office/word/2016/wordml/cid" xmlns:w16="http://schemas.microsoft.com/office/word/2018/wordml" xmlns:w16du="http://schemas.microsoft.com/office/word/2023/wordml/word16du" xmlns:w16sdtdh="http://schemas.microsoft.com/office/word/2020/wordml/sdtdatahash" xmlns:w16se="http://schemas.microsoft.com/office/word/2015/wordml/symex" mc:Ignorable="w14 w15 w16se w16cid w16 w16cex w16sdtdh w16du">
   <w:docDefaults>
     <w:rPrDefault>
       <w:rPr>
@@ -1758,7 +1734,7 @@
     </w:rPrDefault>
     <w:pPrDefault/>
   </w:docDefaults>
-  <w:latentStyles w:defLockedState="0" w:defUIPriority="99" w:defSemiHidden="0" w:defUnhideWhenUsed="0" w:defQFormat="0" w:count="371">
+  <w:latentStyles w:defLockedState="0" w:defUIPriority="99" w:defSemiHidden="0" w:defUnhideWhenUsed="0" w:defQFormat="0" w:count="376">
     <w:lsdException w:name="Normal" w:uiPriority="0" w:qFormat="1"/>
     <w:lsdException w:name="heading 1" w:uiPriority="9" w:qFormat="1"/>
     <w:lsdException w:name="heading 2" w:semiHidden="1" w:uiPriority="9" w:unhideWhenUsed="1" w:qFormat="1"/>
@@ -2130,6 +2106,11 @@
     <w:lsdException w:name="List Table 5 Dark Accent 6" w:uiPriority="50"/>
     <w:lsdException w:name="List Table 6 Colorful Accent 6" w:uiPriority="51"/>
     <w:lsdException w:name="List Table 7 Colorful Accent 6" w:uiPriority="52"/>
+    <w:lsdException w:name="Mention" w:semiHidden="1" w:unhideWhenUsed="1"/>
+    <w:lsdException w:name="Smart Hyperlink" w:semiHidden="1" w:unhideWhenUsed="1"/>
+    <w:lsdException w:name="Hashtag" w:semiHidden="1" w:unhideWhenUsed="1"/>
+    <w:lsdException w:name="Unresolved Mention" w:semiHidden="1" w:unhideWhenUsed="1"/>
+    <w:lsdException w:name="Smart Link" w:semiHidden="1" w:unhideWhenUsed="1"/>
   </w:latentStyles>
   <w:style w:type="paragraph" w:default="1" w:styleId="Normal">
     <w:name w:val="Normal"/>

--- a/docs/weekly-reports/Week1_Progress.docx
+++ b/docs/weekly-reports/Week1_Progress.docx
@@ -107,46 +107,18 @@
         <w:spacing w:after="90"/>
       </w:pPr>
       <w:r>
-        <w:t xml:space="preserve">Selected the QA-agent use case and defined a single end-to-end workflow: requirements </w:t>
-      </w:r>
-      <w:proofErr w:type="gramStart"/>
-      <w:r>
-        <w:t xml:space="preserve">in </w:t>
-      </w:r>
-      <w:r>
-        <w:t>,</w:t>
-      </w:r>
-      <w:r>
-        <w:t>candidate</w:t>
-      </w:r>
-      <w:proofErr w:type="gramEnd"/>
-      <w:r>
-        <w:t xml:space="preserve"> tests</w:t>
-      </w:r>
-      <w:r>
-        <w:t xml:space="preserve">, </w:t>
-      </w:r>
-      <w:r>
-        <w:t xml:space="preserve"> approval </w:t>
-      </w:r>
-      <w:r>
-        <w:t>,</w:t>
-      </w:r>
-      <w:r>
-        <w:t>sandbox execution</w:t>
-      </w:r>
-      <w:r>
-        <w:t xml:space="preserve">, </w:t>
-      </w:r>
-      <w:r>
-        <w:t xml:space="preserve"> failure analysis </w:t>
-      </w:r>
-      <w:r>
-        <w:t>,and</w:t>
-      </w:r>
-      <w:r>
-        <w:t xml:space="preserve"> QA documentation.</w:t>
-      </w:r>
+        <w:t>We selected the QA-agent use case and defined a single end-to-end workflow: requirements input, candidate tests, approval, sandbox execution, failure analysis and QA documentation.</w:t>
+      </w:r>
+      <w:r/>
+      <w:r/>
+      <w:r/>
+      <w:r/>
+      <w:r/>
+      <w:r/>
+      <w:r/>
+      <w:r/>
+      <w:r/>
+      <w:r/>
     </w:p>
     <w:p>
       <w:pPr>
@@ -158,7 +130,7 @@
         <w:spacing w:after="90"/>
       </w:pPr>
       <w:r>
-        <w:t>Drafted the Project Charter, covering the problem, target user, current pain points, AI value, in/out of scope, assumptions, and constraints.</w:t>
+        <w:t>We drafted the Project Charter, covering the problem, target user, current pain points, AI value, in/out of scope, assumptions, and constraints.</w:t>
       </w:r>
     </w:p>
     <w:p>
@@ -171,7 +143,7 @@
         <w:spacing w:after="90"/>
       </w:pPr>
       <w:r>
-        <w:t>Wrote 11 user stories (US-01 to US-11) with acceptance criteria, covering the full pipeline from providing requirements through to reviewing and restricting agent actions.</w:t>
+        <w:t>We wrote 11 user stories (US-01 to US-11) with acceptance criteria, covering the full pipeline from providing requirements through to reviewing and restricting agent actions.</w:t>
       </w:r>
     </w:p>
     <w:p>
@@ -184,7 +156,7 @@
         <w:spacing w:after="90"/>
       </w:pPr>
       <w:r>
-        <w:t>Built the AI Boundary Matrix, splitting responsibilities into what the AI may reason about, what stays deterministic, and what needs human sign-off before it happens.</w:t>
+        <w:t>We built the AI Boundary Matrix, splitting responsibilities into what the AI may reason about, what stays deterministic, and what needs human sign-off before it happens.</w:t>
       </w:r>
     </w:p>
     <w:p>
@@ -197,7 +169,7 @@
         <w:spacing w:after="90"/>
       </w:pPr>
       <w:r>
-        <w:t>Set up the GitHub repository with the recommended folder structure (docs/, prompts/, knowledge/, src/, tests/, evidence/) and created the ClickUp project with Week 1 tasks assigned.</w:t>
+        <w:t>We set up the GitHub repository with the recommended folder structure (docs/, prompts/, knowledge/, src/, tests/, evidence/) and created the ClickUp project with Week 1 tasks assigned.</w:t>
       </w:r>
     </w:p>
     <w:p>
@@ -224,7 +196,7 @@
         <w:spacing w:after="90"/>
       </w:pPr>
       <w:r>
-        <w:t>Chose the QA-agent track over the other use cases mainly because we can generate our own requirements/test data from a project we already own, which avoids the data-access risk that some of the other use cases carry.</w:t>
+        <w:t>We chose the QA-agent track over the other use cases mainly because we can generate our own requirements/test data from a project we already own, which avoids the data-access risk that some of the other use cases carry.</w:t>
       </w:r>
     </w:p>
     <w:p>
@@ -237,22 +209,10 @@
         <w:spacing w:after="90"/>
       </w:pPr>
       <w:r>
-        <w:t xml:space="preserve">Decided early that test execution, sandboxing, and tool permissions will be handled entirely by deterministic code, with the model restricted to reasoning tasks (interpreting requirements, proposing tests, analysing failures). This was driven by the course's own boundary rule and by the QA domain </w:t>
-      </w:r>
-      <w:proofErr w:type="gramStart"/>
-      <w:r>
-        <w:t>itself</w:t>
-      </w:r>
-      <w:r>
-        <w:t xml:space="preserve">, </w:t>
-      </w:r>
-      <w:r>
-        <w:t xml:space="preserve"> letting</w:t>
-      </w:r>
-      <w:proofErr w:type="gramEnd"/>
-      <w:r>
-        <w:t xml:space="preserve"> a model decide what code actually runs felt like exactly the kind of thing that should stay rule-based.</w:t>
-      </w:r>
+        <w:t>We decided early that test execution, sandboxing, and tool permissions will be handled entirely by deterministic code, with the model restricted to reasoning tasks (interpreting requirements, proposing tests, analysing failures). This was driven by the course's own boundary rule and by the QA domain itself,  letting a model decide what code actually runs felt like exactly the kind of thing that should stay rule-based.</w:t>
+      </w:r>
+      <w:r/>
+      <w:r/>
     </w:p>
     <w:p>
       <w:pPr>
@@ -264,7 +224,7 @@
         <w:spacing w:after="90"/>
       </w:pPr>
       <w:r>
-        <w:t>Agreed that no test is executed without explicit developer approval (US-04), even for low-risk-looking cases, to keep a single, consistent approval gate rather than exceptions for 'safe' tests.</w:t>
+        <w:t>We agreed that no test is executed without explicit developer approval (US-04), even for low-risk-looking cases, to keep a single, consistent approval gate rather than exceptions for 'safe' tests.</w:t>
       </w:r>
     </w:p>
     <w:p>
@@ -315,6 +275,11 @@
       </w:r>
     </w:p>
     <w:p>
+      <w:r>
+        <w:t>Repository evidence: docs/requirements/project_charter.docx; docs/requirements/user-stories.docx; docs/requirements/AI_Boundary_Matrix.docx; docs/architecture/context_diagram_l0.svg.</w:t>
+      </w:r>
+    </w:p>
+    <w:p>
       <w:pPr>
         <w:pStyle w:val="ListParagraph"/>
         <w:numPr>
@@ -382,23 +347,7 @@
           <w:sz w:val="20"/>
           <w:szCs w:val="20"/>
         </w:rPr>
-        <w:t>Ambrose- cha</w:t>
-      </w:r>
-      <w:r>
-        <w:rPr>
-          <w:color w:val="000000" w:themeColor="text1"/>
-          <w:sz w:val="20"/>
-          <w:szCs w:val="20"/>
-        </w:rPr>
-        <w:t>r</w:t>
-      </w:r>
-      <w:r>
-        <w:rPr>
-          <w:color w:val="000000" w:themeColor="text1"/>
-          <w:sz w:val="20"/>
-          <w:szCs w:val="20"/>
-        </w:rPr>
-        <w:t>ter document and git setup</w:t>
+        <w:t>Onyanga Ambrose: charter document and git setup</w:t>
       </w:r>
     </w:p>
     <w:p>
@@ -420,23 +369,7 @@
           <w:sz w:val="20"/>
           <w:szCs w:val="20"/>
         </w:rPr>
-        <w:t xml:space="preserve">Joyce user stories, acceptance criteria and </w:t>
-      </w:r>
-      <w:r>
-        <w:rPr>
-          <w:color w:val="000000" w:themeColor="text1"/>
-          <w:sz w:val="20"/>
-          <w:szCs w:val="20"/>
-        </w:rPr>
-        <w:t>ClickU</w:t>
-      </w:r>
-      <w:r>
-        <w:rPr>
-          <w:color w:val="000000" w:themeColor="text1"/>
-          <w:sz w:val="20"/>
-          <w:szCs w:val="20"/>
-        </w:rPr>
-        <w:t>p task setup</w:t>
+        <w:t>Angom Joyce Rita: user stories, acceptance criteria and ClickUp task setup</w:t>
       </w:r>
     </w:p>
     <w:p>
@@ -458,7 +391,7 @@
           <w:sz w:val="20"/>
           <w:szCs w:val="20"/>
         </w:rPr>
-        <w:t xml:space="preserve">Victor- initial architecture </w:t>
+        <w:t xml:space="preserve">Okoth Victor: initial architecture </w:t>
       </w:r>
     </w:p>
     <w:p>
@@ -480,7 +413,7 @@
           <w:sz w:val="20"/>
           <w:szCs w:val="20"/>
         </w:rPr>
-        <w:t>Macqline - Ai boundary matrix</w:t>
+        <w:t>Byali Macqueline Leya: AI boundary matrix</w:t>
       </w:r>
     </w:p>
     <w:p>
@@ -502,7 +435,7 @@
           <w:sz w:val="20"/>
           <w:szCs w:val="20"/>
         </w:rPr>
-        <w:t>Jerome- week one progress report</w:t>
+        <w:t>Nuwagaba Jerome Bill: week one progress report</w:t>
       </w:r>
     </w:p>
     <w:p>
@@ -537,7 +470,7 @@
         <w:spacing w:after="90"/>
       </w:pPr>
       <w:r>
-        <w:t>Finalise the model choice and document capability/cost/latency/privacy trade-offs (Model Selection Note).</w:t>
+        <w:t>We will finalise the model choice and document capability/cost/latency/privacy trade-offs (Model Selection Note).</w:t>
       </w:r>
     </w:p>
     <w:p>
@@ -550,8 +483,7 @@
         <w:spacing w:after="90"/>
       </w:pPr>
       <w:r>
-        <w:lastRenderedPageBreak/>
-        <w:t>Integrate the chosen model into the application for a first working baseline interaction.</w:t>
+        <w:t>We will integrate the chosen model into the application for a first working baseline interaction.</w:t>
       </w:r>
     </w:p>
     <w:p>
@@ -564,7 +496,7 @@
         <w:spacing w:after="90"/>
       </w:pPr>
       <w:r>
-        <w:t>Write Prompt Specification v1.0 (role, task, context, constraints, output format, failure behaviour).</w:t>
+        <w:t>We will write Prompt Specification v1.0 (role, task, context, constraints, output format, failure behaviour).</w:t>
       </w:r>
     </w:p>
     <w:p>
@@ -577,7 +509,7 @@
         <w:spacing w:after="90"/>
       </w:pPr>
       <w:r>
-        <w:t>Build a 10-case test set and record expected vs. actual behaviour for the baseline prompt.</w:t>
+        <w:t>We will build a 10-case test set and record expected vs. actual behaviour for the baseline prompt.</w:t>
       </w:r>
     </w:p>
     <w:p>
@@ -590,7 +522,7 @@
         <w:spacing w:after="90"/>
       </w:pPr>
       <w:r>
-        <w:t>Lock in the demo repository/test suite so corpus work for Week 3 can start on time.</w:t>
+        <w:t>We will lock in the demo repository/test suite so corpus work for Week 3 can start on time.</w:t>
       </w:r>
     </w:p>
     <w:sectPr>
